--- a/gender/download/studien-aktuell.docx
+++ b/gender/download/studien-aktuell.docx
@@ -52,7 +52,7 @@
         <w:pStyle w:val="Title"/>
       </w:pPr>
       <w:r>
-        <w:t>Neueste Studien - Geschlecht und Gesundheit</w:t>
+        <w:t>Neueste Studien - Geschlechtersensible Medizin</w:t>
       </w:r>
     </w:p>
     <w:p>
@@ -62,7 +62,7 @@
           <w:color w:val="666666"/>
           <w:sz w:val="18"/>
         </w:rPr>
-        <w:t>Stand: 05.10.2026  |  6 Studien  |  gender.m-vf.de</w:t>
+        <w:t>Stand: 23.10.2026  |  6 Studien  |  gender.m-vf.de</w:t>
       </w:r>
     </w:p>
     <w:p>
@@ -70,7 +70,7 @@
         <w:pStyle w:val="Heading1"/>
       </w:pPr>
       <w:r>
-        <w:t>Aufgenommen am 05.10.2026</w:t>
+        <w:t>Aufgenommen am 23.10.2026</w:t>
       </w:r>
     </w:p>
     <w:p>
@@ -78,7 +78,7 @@
         <w:pStyle w:val="Heading2"/>
       </w:pPr>
       <w:r>
-        <w:t>Nierensteine: Körpermasse wirkt bei Männern stärker als bei Frauen – 10-Jahres-Kohortenstudie</w:t>
+        <w:t>Depressive und Angststörungssymptome bei Gewalt in Partnerschaften: Netzwerkanalyse bei trans Frauen</w:t>
       </w:r>
     </w:p>
     <w:p>
@@ -88,12 +88,12 @@
           <w:color w:val="666666"/>
           <w:sz w:val="18"/>
         </w:rPr>
-        <w:t>Tao K et al.  ·  Urolithiasis  ·  03.10.2026  ·  PMID 42828682</w:t>
+        <w:t>Xu L et al.  ·  BMC Public Health  ·  27.07.2026  ·  PMID 42907817</w:t>
       </w:r>
     </w:p>
     <w:p>
       <w:r>
-        <w:t>Chinesische Langzeitstudie (n=24.418): Prüft, wie Körperkomposition (BMI, Taillenumfang, weitere Indizes) über 10 Jahre die Nierensteinfälle vorhersagt – stratifiziert nach Geschlecht.</w:t>
+        <w:t>Querschnittsstudie mit 264 trans Frauen in China, die Zusammenhänge zwischen erlebter Partnergewalt und psychischen Symptomen mittels Netzwerkanalyse untersuchte.</w:t>
       </w:r>
     </w:p>
     <w:p>
@@ -104,7 +104,7 @@
         <w:t xml:space="preserve">Ergebnis: </w:t>
       </w:r>
       <w:r>
-        <w:t>Bei Männern: BMI, Taillenumfang, Taille-Hüft-Verhältnis, Weight-Adjusted-Waist-Index und Body-Roundness-Index alle signifikant mit Steinen assoziiert (HR 1,06–1,11, p&lt;0,001). Bei Frauen: nur Basis-BMI signifikant (HR 1,35, 95%-KI 1,03–1,78); keine Assoziation in den Jahren 6–10. Ursachen: biologisch/metabolisch unterschiedlich zwischen Geschlechtern.</w:t>
+        <w:t>83,7% (221/264) berichteten Partnergewalt. Zentrale Symptome waren Schuldgefühle (PHQ-6), unkontrollierte Sorge und Nervosität (GAD-2/1). Unerwartete Brückensymptome zwischen Depression und Angst: unkontrollierte Sorge, Suizidgedanken und Unruhe. Direkteste Verbindung zwischen Gewalt und Psyche: Unruhe und depressive Verstimmung. Keine signifikanten Unterschiede in Netzwerkstruktur zwischen Gewalt- und Nicht-Gewalt-Gruppe.</w:t>
       </w:r>
     </w:p>
     <w:p>
@@ -119,7 +119,7 @@
         <w:rPr>
           <w:sz w:val="19"/>
         </w:rPr>
-        <w:t>China – befund biologisch bedingt, unabhängig von Versorgungssystem; Metabolik und Hormonwirkung zeigen klare Geschlechterdimension.</w:t>
+        <w:t>China; Querschnittdesign erlaubt keine Kausalitätsaussage, Hypothesengenerierung für Interventionen</w:t>
       </w:r>
     </w:p>
     <w:p>
@@ -128,7 +128,7 @@
           <w:color w:val="5A7D3A"/>
           <w:sz w:val="18"/>
         </w:rPr>
-        <w:t>https://pubmed.ncbi.nlm.nih.gov/42828682/</w:t>
+        <w:t>https://pubmed.ncbi.nlm.nih.gov/42907817/</w:t>
       </w:r>
     </w:p>
     <w:p>
@@ -136,7 +136,7 @@
         <w:pStyle w:val="Heading2"/>
       </w:pPr>
       <w:r>
-        <w:t>Angststörung und Depression vermitteln Schmerzintensität und Opioidabhängigkeitsrisiko unterschiedlich bei Frauen und Männern</w:t>
+        <w:t>Geschlechtunterschiede bei neurodegenerativen Erkrankungen: Rollen von Östrogen und Genetik</w:t>
       </w:r>
     </w:p>
     <w:p>
@@ -146,12 +146,12 @@
           <w:color w:val="666666"/>
           <w:sz w:val="18"/>
         </w:rPr>
-        <w:t>Lorente JD et al.  ·  Front Public Health  ·  18.09.2026  ·  PMID 42827507</w:t>
+        <w:t>Ichihara G et al.  ·  Environ Health Prev Med  ·  2026  ·  PMID 42907382</w:t>
       </w:r>
     </w:p>
     <w:p>
       <w:r>
-        <w:t>Spanische Schmerzambulanz (n=97): Untersucht, ob negative Affekte den Zusammenhang zwischen Schmerzintensität und Opioidmissbrauch-Risiko vermitteln und ob dieser Unterschied zwischen Geschlechtern besteht.</w:t>
+        <w:t>Symposium-Zusammenfassung mit Übersichtsvorträgen zu Geschlechtsunterschieden in neurodegenerativen Erkrankungen (Alzheimer) und einer Originalarbeit zu Geschlechtsunterschieden im Verhalten von Zwillingen.</w:t>
       </w:r>
     </w:p>
     <w:p>
@@ -162,7 +162,7 @@
         <w:t xml:space="preserve">Ergebnis: </w:t>
       </w:r>
       <w:r>
-        <w:t>Angst und Depression vermittelten den Schmerz-Opioid-Zusammenhang signifikant nur bei Frauen, nicht bei Männern. Diese differenzielle Mediation deutet auf Unterschiede in psychologischer Vulnerabilität hin – ein Befund, der Screening und Prävention geschlechtergerecht ausrichten könnte.</w:t>
+        <w:t>Sprecher identifizierten biologische Unterschiede in Östrogeneffekten, Steroidhormon-Rezeptorregulation und genetischen Faktoren bei neurodegenerativen Erkrankungen. Schlussfolgerung: weitere Forschung nötig zur Klärung der Rollen von Östrogen und genetischen Faktoren in den Mechanismen der Geschlechtsunterschiede. Keine konkreten Zahlen oder neuen Befunde berichtet.</w:t>
       </w:r>
     </w:p>
     <w:p>
@@ -177,7 +177,7 @@
         <w:rPr>
           <w:sz w:val="19"/>
         </w:rPr>
-        <w:t>Spanisches Gesundheitssystem, ähnliche Strukturen wie Deutschland; Transfer begrenzt auf Schmerzausbildung ohne geschlechtergetrennte Routinedaten.</w:t>
+        <w:t>Japan; Überblicks-Symposium ohne spezifische Versorgungsmassnahmen oder neue Interventionsdaten</w:t>
       </w:r>
     </w:p>
     <w:p>
@@ -186,7 +186,7 @@
           <w:color w:val="5A7D3A"/>
           <w:sz w:val="18"/>
         </w:rPr>
-        <w:t>https://pubmed.ncbi.nlm.nih.gov/42827507/</w:t>
+        <w:t>https://pubmed.ncbi.nlm.nih.gov/42907382/</w:t>
       </w:r>
     </w:p>
     <w:p>
@@ -194,7 +194,7 @@
         <w:pStyle w:val="Heading2"/>
       </w:pPr>
       <w:r>
-        <w:t>Hirn- und Nervensystemkrebs in Pakistan: Höhere Mortalität bei Frauen trotz jüngerer Erkrankungsalter</w:t>
+        <w:t>Unterernährung bei Kindern in Vietnams armen Bezirken: ethnische und biologische Unterschiede</w:t>
       </w:r>
     </w:p>
     <w:p>
@@ -204,12 +204,12 @@
           <w:color w:val="666666"/>
           <w:sz w:val="18"/>
         </w:rPr>
-        <w:t>Shaikh MO et al.  ·  J Pak Med Assoc  ·  Sept. 2026  ·  PMID 42817676</w:t>
+        <w:t>Nguyen TS et al.  ·  Matern Child Nutr  ·  Okt. 2026  ·  PMID 42905975</w:t>
       </w:r>
     </w:p>
     <w:p>
       <w:r>
-        <w:t>GBD-Analyse: Alters- und geschlechtsspezifische Mortalitätsraten für Hirn-/ZNS-Krebs nach Provinz (1990–2023) in Pakistan.</w:t>
+        <w:t>Querschnittsstudie mit 7.747 Kindern (0–71 Monate) und ihren Müttern aus zehn armen Bezirken Vietnams zu Prävalenz und Determinanten von Unterernährung.</w:t>
       </w:r>
     </w:p>
     <w:p>
@@ -220,7 +220,7 @@
         <w:t xml:space="preserve">Ergebnis: </w:t>
       </w:r>
       <w:r>
-        <w:t>Frauen zeigten in den meisten Provinzen höhere modellierte Mortalitätsraten als Männer (Punjab: 0,192 vs. 0,092), obwohl Spitzenlast in der Altersgruppe 20–39 Jahren lag. Provinzen wiesen 7-fache Unterschiede auf (Gilgit-Baltistan 0,154 vs. Azad Jammu &amp; Kashmir 0,021). Ursachen nicht spezifiziert; Zugangshypothese, da nordische Regionen stärker betroffen.</w:t>
+        <w:t>Stunting-Prävalenz 40,1%, Untergewicht 21,4%, Auszehrung 5,7%, Übergewicht 3,0%. Hmong-Kinder zeigten aOR=2,74 für Stunting, Ra-Glai-Kinder aOR=2,11 (vs. Kinh). Ra-Glai-Kinder zusätzlich erhöht für Auszehrung (aOR=3,27) und kombiniertes Stunting-Wasting (aOR=8,47). Männliches Geschlecht, niedriges Geburtsgewicht (&lt;2.500 g) und weniger als vier pränatale Besuche unabhängig assoziiert mit Stunting/Untergewicht; Geburtsgewicht ≥3.000 g protektiv.</w:t>
       </w:r>
     </w:p>
     <w:p>
@@ -235,7 +235,7 @@
         <w:rPr>
           <w:sz w:val="19"/>
         </w:rPr>
-        <w:t>Pakistan – Daten aus globalem Krankheitsbürde-Register; übertragbar nur für Disparitätsstruktur, nicht für deutsche Systemanalyse.</w:t>
+        <w:t>Vietnam; zeigt biologische (Geschlecht, Geburtsgewicht) und strukturelle (Ethnizität, Zugang zu pränataler Versorgung) Faktoren</w:t>
       </w:r>
     </w:p>
     <w:p>
@@ -244,7 +244,7 @@
           <w:color w:val="5A7D3A"/>
           <w:sz w:val="18"/>
         </w:rPr>
-        <w:t>https://pubmed.ncbi.nlm.nih.gov/42817676/</w:t>
+        <w:t>https://pubmed.ncbi.nlm.nih.gov/42905975/</w:t>
       </w:r>
     </w:p>
     <w:p>
@@ -252,7 +252,7 @@
         <w:pStyle w:val="Heading2"/>
       </w:pPr>
       <w:r>
-        <w:t>Ernährungsinterventionen bei Kindern: Politik, Gemeinschaft, Gesundheitssystem – was schließt die Ungleichheitslücke</w:t>
+        <w:t>PrEP-Aufklärung für trans Frauen: Instagram-Kampagne mit Influencern</w:t>
       </w:r>
     </w:p>
     <w:p>
@@ -262,12 +262,12 @@
           <w:color w:val="666666"/>
           <w:sz w:val="18"/>
         </w:rPr>
-        <w:t>Wu D et al.  ·  Front Public Health  ·  15.09.2026  ·  PMID 42813002</w:t>
+        <w:t>Zamudio-Haas S et al.  ·  Behav Med  ·  21.10.2026  ·  PMID 42904428</w:t>
       </w:r>
     </w:p>
     <w:p>
       <w:r>
-        <w:t>Narrative Übersicht: Bewertet Ernährungsunterstützungsstrategien (Politik, Gemeinschaft, Gesundheitssystem, Haushalt) zur Bekämpfung von Kinderfehlernährung und Disparitäten.</w:t>
+        <w:t>Qualitative Studie mit Community Advisory Board zur Entwicklung einer Instagram-Kampagne durch trans Influencerinnen (n=8) zur Erhöhung von PrEP-Bewusstsein, Wissen und Inanspruchnahme bei trans Frauen in den USA.</w:t>
       </w:r>
     </w:p>
     <w:p>
@@ -278,7 +278,7 @@
         <w:t xml:space="preserve">Ergebnis: </w:t>
       </w:r>
       <w:r>
-        <w:t>Wirksamste Ansätze: Kombinierte Strategien auf mehreren Ebenen (Lebensmittelfortifikation, Subventionen, Kassentransfers auf Politikebene; Ernährungsratschläge in Primärversorgung; Haushalts- und Gemeinschaftsprogramme). Kulturell relevante, eigenkapitalfokussierte Interventionen zeigten größte Erfolge. Geschlecht nicht gesondert analysiert, aber Fokus auf vulnerable Kindergruppen und Chancengleichheit.</w:t>
+        <w:t>Community-Beratung identifizierte drei zentrale Themen für Kampagnendesign: 1) Plattformfunktionalität maximieren, 2) Repräsentation und Resonanz erhöhen, 3) Vertrauen und Glaubwürdigkeit fördern. Mit CAB wurden Influencerinnen ausgewählt, 10-Stunden-Workshop für PrEP-Schulung durchgeführt. Intervention konzipiert, um Zugang zu PrEP-Information durch vertraute Quellen, Dialog im digitalen Raum und Verlinkung zu geschlechtsangleichungs-affirmen HIV-Diensten zu schaffen. Förderung unterbrochen vor Implementierung.</w:t>
       </w:r>
     </w:p>
     <w:p>
@@ -293,7 +293,7 @@
         <w:rPr>
           <w:sz w:val="19"/>
         </w:rPr>
-        <w:t>Global (nicht regional spezifisch) – Mehrebenenstrategie-Rahmen auf Deutschland übertragbar; fehlende Geschlechterstratifizierung limitiert Spezifität.</w:t>
+        <w:t>USA; transgendered Frauen als vulnerable Gruppe; Transferpotenzial für Deutschland gering (Zugangsstrukturen unterschiedlich)</w:t>
       </w:r>
     </w:p>
     <w:p>
@@ -302,7 +302,7 @@
           <w:color w:val="5A7D3A"/>
           <w:sz w:val="18"/>
         </w:rPr>
-        <w:t>https://pubmed.ncbi.nlm.nih.gov/42813002/</w:t>
+        <w:t>https://pubmed.ncbi.nlm.nih.gov/42904428/</w:t>
       </w:r>
     </w:p>
     <w:p>
@@ -310,7 +310,7 @@
         <w:pStyle w:val="Heading2"/>
       </w:pPr>
       <w:r>
-        <w:t>Schulung mit sexualwissenschaftlichem Fokus reduziert Vorurteile gegen Lesben und Schwule unmittelbar</w:t>
+        <w:t>Geschlechtstransformative Massnahmen als Strategie zur Stärkung von Gesundheitssystemen</w:t>
       </w:r>
     </w:p>
     <w:p>
@@ -320,12 +320,12 @@
           <w:color w:val="666666"/>
           <w:sz w:val="18"/>
         </w:rPr>
-        <w:t>Zheng Q et al.  ·  BMC Psychol  ·  01.09.2026  ·  PMID 42736583</w:t>
+        <w:t>Vandi M et al.  ·  Int J Equity Health  ·  20.10.2026  ·  PMID 42902250</w:t>
       </w:r>
     </w:p>
     <w:p>
       <w:r>
-        <w:t>Randomisiertes Experiment (n=112 chinesische Studierende): Kurze sexualwissenschaftliche Schulung mit kritischem Denken vs. Kontrollvideo; Vorurteilsmessung vor und direkt nach Video.</w:t>
+        <w:t>Standpunktarbeit mit dreistufigem Rahmen (Kapazität, institutionelle Strukturen, kontextuelle Barrieren) zur Integration von Geschlechts-Chancengleichheit in Gesundheitssystemen.</w:t>
       </w:r>
     </w:p>
     <w:p>
@@ -336,7 +336,7 @@
         <w:t xml:space="preserve">Ergebnis: </w:t>
       </w:r>
       <w:r>
-        <w:t>Interventionsgruppe: PALG-Score um 20,36 Punkte niedriger (95%-KI -25,32 bis -15,40, p&lt;0,001). Effekt konzentriert sich auf heterosexuelle Teilnehmende (η²=0,70). Soforteffekt ohne Langzeitdaten; Design: Laborausmaß, geringe externe Validität.</w:t>
+        <w:t>Vier praktische Handlungsfelder benannt: 1) geschlechtssensible Schulung und Mentoring, 2) gerechte Governance und Arbeitsreformen, 3) Gemeindeengagement und Normenveränderung, 4) gestärkte digitale Geschlechterdatensysteme. Argumentiert, dass isolierte Interventionen ohne Umverteilung von Macht und Ressourcen nicht haltbar sind. Gibt konzeptionelle Rahmen, keine empirischen Effektgrößen.</w:t>
       </w:r>
     </w:p>
     <w:p>
@@ -351,7 +351,7 @@
         <w:rPr>
           <w:sz w:val="19"/>
         </w:rPr>
-        <w:t>China, Labordesign – unmittelbare Vorurteilsreduktion messbar; Übertragung auf Gesundheitsberufe in Deutschland unklar, da Versorgungsfolgen nicht untersucht.</w:t>
+        <w:t>Sierra Leone, global; Rahmenwerk, keine Wirksamkeitsdaten; Transferpotenzial liegt in Leitlinienentwicklung</w:t>
       </w:r>
     </w:p>
     <w:p>
@@ -360,7 +360,7 @@
           <w:color w:val="5A7D3A"/>
           <w:sz w:val="18"/>
         </w:rPr>
-        <w:t>https://pubmed.ncbi.nlm.nih.gov/42736583/</w:t>
+        <w:t>https://pubmed.ncbi.nlm.nih.gov/42902250/</w:t>
       </w:r>
     </w:p>
     <w:p>
@@ -368,7 +368,7 @@
         <w:pStyle w:val="Heading2"/>
       </w:pPr>
       <w:r>
-        <w:t>Selbstwahrgenommene Gesundheit auf dem Land niedriger verteilt als in der Stadt – italienische Querschnittsanalyse</w:t>
+        <w:t>Magenkrebs weltweit: Geschlechter- und Entwicklungsunterschiede 1990–2036</w:t>
       </w:r>
     </w:p>
     <w:p>
@@ -378,12 +378,12 @@
           <w:color w:val="666666"/>
           <w:sz w:val="18"/>
         </w:rPr>
-        <w:t>Leporatti L et al.  ·  Econ Hum Biol  ·  17.06.2026  ·  PMID 42320258</w:t>
+        <w:t>Bi X et al.  ·  Medicine (Baltimore)  ·  09.10.2026  ·  PMID 42854019</w:t>
       </w:r>
     </w:p>
     <w:p>
       <w:r>
-        <w:t>Italienische Bevölkerungsumfrage: Vergleicht Durchschnitte und Streuung der selbstwahrgenommenen Gesundheit zwischen großen/kleinen Gemeinden und Küsten-/Landregionen.</w:t>
+        <w:t>Analyse der Global Burden of Disease Study 2021 mit Joinpoint-Regression zu Magenkrebs-Inzidenz, Mortalität und Behinderungsgewicht in 204 Ländern von 1990–2021 sowie Prognosen bis 2036.</w:t>
       </w:r>
     </w:p>
     <w:p>
@@ -394,7 +394,7 @@
         <w:t xml:space="preserve">Ergebnis: </w:t>
       </w:r>
       <w:r>
-        <w:t>Durchschnitte zwischen Stadt und Land ähnlich, aber Gesundheitsstreuung signifikant niedriger in kleinen und ländlichen Gemeinden. Unterschiede nur teilweise durch beobachtbare Merkmale erklärt; psychosoziale Faktoren und wahrgenommene lokale Serviceverbesserungen sind Schlüsselhebel. Geschlecht nicht explizit ausgewertet, aber Verteilungsperspektive novell.</w:t>
+        <w:t>Fallzahlen stiegen von 1990 zu 2021, altersstandardisierte Raten (Inzidenz, Mortalität, Disability) sanken. Männer durchgehend höhere Krankheitslast als Frauen in allen Altersgruppen. Kluft zwischen High-SDI- und Low-SDI-Ländern schrumpfend; unterentwickelte Länder tragen relativ schwerere Last. Bayesian-Modell prognostiziert weiteren globalen Rückgang bis 2036.</w:t>
       </w:r>
     </w:p>
     <w:p>
@@ -409,7 +409,7 @@
         <w:rPr>
           <w:sz w:val="19"/>
         </w:rPr>
-        <w:t>Italien – europäischer Sozialversicherungskontext ähnlich Deutschland; Disparitätsmessung über Verteilung statt Mittelwert methodisch wertvoll.</w:t>
+        <w:t>Global; zeigt robuste Geschlechtsdisparität als biologisches oder Verhaltensphänomen; Deutschland im High-SDI-Segment</w:t>
       </w:r>
     </w:p>
     <w:p>
@@ -418,7 +418,7 @@
           <w:color w:val="5A7D3A"/>
           <w:sz w:val="18"/>
         </w:rPr>
-        <w:t>https://pubmed.ncbi.nlm.nih.gov/42320258/</w:t>
+        <w:t>https://pubmed.ncbi.nlm.nih.gov/42854019/</w:t>
       </w:r>
     </w:p>
     <w:sectPr>

--- a/gender/download/studien-aktuell.docx
+++ b/gender/download/studien-aktuell.docx
@@ -62,7 +62,7 @@
           <w:color w:val="666666"/>
           <w:sz w:val="18"/>
         </w:rPr>
-        <w:t>Stand: 23.10.2026  |  6 Studien  |  gender.m-vf.de</w:t>
+        <w:t>Stand: 24.10.2026  |  7 Studien  |  gender.m-vf.de</w:t>
       </w:r>
     </w:p>
     <w:p>
@@ -70,7 +70,7 @@
         <w:pStyle w:val="Heading1"/>
       </w:pPr>
       <w:r>
-        <w:t>Aufgenommen am 23.10.2026</w:t>
+        <w:t>Aufgenommen am 24.10.2026</w:t>
       </w:r>
     </w:p>
     <w:p>
@@ -78,7 +78,7 @@
         <w:pStyle w:val="Heading2"/>
       </w:pPr>
       <w:r>
-        <w:t>Depressive und Angststörungssymptome bei Gewalt in Partnerschaften: Netzwerkanalyse bei trans Frauen</w:t>
+        <w:t>Brustkrebs in Brasilien: fortgeschrittene Stadien durch schwache Screening-Infrastruktur verkürzen Lebenserwartung um über 15 Jahre</w:t>
       </w:r>
     </w:p>
     <w:p>
@@ -88,12 +88,12 @@
           <w:color w:val="666666"/>
           <w:sz w:val="18"/>
         </w:rPr>
-        <w:t>Xu L et al.  ·  BMC Public Health  ·  27.07.2026  ·  PMID 42907817</w:t>
+        <w:t>Almeida NR et al.  ·  BMC Cancer  ·  28.07.2026  ·  PMID 42919238</w:t>
       </w:r>
     </w:p>
     <w:p>
       <w:r>
-        <w:t>Querschnittsstudie mit 264 trans Frauen in China, die Zusammenhänge zwischen erlebter Partnergewalt und psychischen Symptomen mittels Netzwerkanalyse untersuchte.</w:t>
+        <w:t>Retrospektive Kohorte von 1517 Frauen mit invasivem Brustkrebs (2012–2016) an einer brasilianischen Universitätsklinik, die symptomatische vs. durch Screening erkannte Fälle vergleicht und Lebensjahrverlust (YLL) und krankheitsfreie Jahre (YDFL) nach Stadium quantifiziert.</w:t>
       </w:r>
     </w:p>
     <w:p>
@@ -104,7 +104,7 @@
         <w:t xml:space="preserve">Ergebnis: </w:t>
       </w:r>
       <w:r>
-        <w:t>83,7% (221/264) berichteten Partnergewalt. Zentrale Symptome waren Schuldgefühle (PHQ-6), unkontrollierte Sorge und Nervosität (GAD-2/1). Unerwartete Brückensymptome zwischen Depression und Angst: unkontrollierte Sorge, Suizidgedanken und Unruhe. Direkteste Verbindung zwischen Gewalt und Psyche: Unruhe und depressive Verstimmung. Keine signifikanten Unterschiede in Netzwerkstruktur zwischen Gewalt- und Nicht-Gewalt-Gruppe.</w:t>
+        <w:t>69,5 % waren symptomatisch bei Diagnose mit Tumoren &gt; 2 cm (94,3 % palpabel). Symptomatische Frauen waren jünger und stellten sich mit fortgeschritteneren Stadien (p &lt; 0,001) vor, benötigten häufiger Mastektomie und neoadjuvante Chemotherapie. Lebensjahrverlust und krankheitsfreie Jahre stiegen progressiv mit Stadium: Stadium III führte zu über 15 Jahren YLL und YDFL im Vergleich zu Stadium I. Die Autoren betonen: Das Muster widerspiegelt Grenzen der opportunistischen (nicht organisierten) Screening-Implementierung in Brasilien, mit substanziellen Überlebensfolgen für Frauen.</w:t>
       </w:r>
     </w:p>
     <w:p>
@@ -119,7 +119,7 @@
         <w:rPr>
           <w:sz w:val="19"/>
         </w:rPr>
-        <w:t>China; Querschnittdesign erlaubt keine Kausalitätsaussage, Hypothesengenerierung für Interventionen</w:t>
+        <w:t>Brasilien, begrenzte Vergleichbarkeit; zeigt aber strukturelles Problem (schwaches Screening) mit Geschlechtsspezifität (nur Frauengesundheit); relevant für Leitlinien-Update zur Screening-Organisation in Deutschland.</w:t>
       </w:r>
     </w:p>
     <w:p>
@@ -128,7 +128,7 @@
           <w:color w:val="5A7D3A"/>
           <w:sz w:val="18"/>
         </w:rPr>
-        <w:t>https://pubmed.ncbi.nlm.nih.gov/42907817/</w:t>
+        <w:t>https://pubmed.ncbi.nlm.nih.gov/42919238/</w:t>
       </w:r>
     </w:p>
     <w:p>
@@ -136,7 +136,7 @@
         <w:pStyle w:val="Heading2"/>
       </w:pPr>
       <w:r>
-        <w:t>Geschlechtunterschiede bei neurodegenerativen Erkrankungen: Rollen von Östrogen und Genetik</w:t>
+        <w:t>Allergische Rhinitis: Frauen berichten mehr psychosoziale Belastung und soziale Isolation</w:t>
       </w:r>
     </w:p>
     <w:p>
@@ -146,12 +146,12 @@
           <w:color w:val="666666"/>
           <w:sz w:val="18"/>
         </w:rPr>
-        <w:t>Ichihara G et al.  ·  Environ Health Prev Med  ·  2026  ·  PMID 42907382</w:t>
+        <w:t>Al-Balas HI et al.  ·  Immun Inflamm Dis  ·  Okt. 2026  ·  PMID 42910852</w:t>
       </w:r>
     </w:p>
     <w:p>
       <w:r>
-        <w:t>Symposium-Zusammenfassung mit Übersichtsvorträgen zu Geschlechtsunterschieden in neurodegenerativen Erkrankungen (Alzheimer) und einer Originalarbeit zu Geschlechtsunterschieden im Verhalten von Zwillingen.</w:t>
+        <w:t>Querschnittumfrage an 1572 jordanischen Erwachsenen (683 mit Allergie-Rhinitis-Diagnose) zu Geschlechtsunterschieden in Symptomen und Lebensqualität.</w:t>
       </w:r>
     </w:p>
     <w:p>
@@ -162,7 +162,7 @@
         <w:t xml:space="preserve">Ergebnis: </w:t>
       </w:r>
       <w:r>
-        <w:t>Sprecher identifizierten biologische Unterschiede in Östrogeneffekten, Steroidhormon-Rezeptorregulation und genetischen Faktoren bei neurodegenerativen Erkrankungen. Schlussfolgerung: weitere Forschung nötig zur Klärung der Rollen von Östrogen und genetischen Faktoren in den Mechanismen der Geschlechtsunterschiede. Keine konkreten Zahlen oder neuen Befunde berichtet.</w:t>
+        <w:t>Allergie-Rhinitis-Prävalenz: Frauen 45,6 %, Männer 37,5 % (OR: 1,40; 95%-KI 1,11–1,76; p = 0,004). Frauen berichteten signifikant häufiger Kopfschmerzen (61,0 % vs. 43,9 %, p &lt; 0,001), Reizbarkeit/emotionale Belastung (65,4 % vs. 55,4 %, p = 0,023) und Isolation bei Symptomen (59,3 % vs. 47,8 %, aOR: 1,53; 95%-KI 1,05–2,23, p = 0,028). Nach Benjamini-Hochberg-Korrektur zeigen Kopfschmerz, Nasenjucken und Schnarchen statistisch signifikante Unterschiede; QOL-Items überstehen diese Korrektur nicht, gelten daher als explorativ.</w:t>
       </w:r>
     </w:p>
     <w:p>
@@ -177,7 +177,7 @@
         <w:rPr>
           <w:sz w:val="19"/>
         </w:rPr>
-        <w:t>Japan; Überblicks-Symposium ohne spezifische Versorgungsmassnahmen oder neue Interventionsdaten</w:t>
+        <w:t>Jordanien mit Grenzen zur Übertragung; zeigt aber psychosoziales Differenzierungsmuster, das in deutschsprachigen Leitlinien zu allergischer Rhinitis kaum adressiert wird.</w:t>
       </w:r>
     </w:p>
     <w:p>
@@ -186,7 +186,7 @@
           <w:color w:val="5A7D3A"/>
           <w:sz w:val="18"/>
         </w:rPr>
-        <w:t>https://pubmed.ncbi.nlm.nih.gov/42907382/</w:t>
+        <w:t>https://pubmed.ncbi.nlm.nih.gov/42910852/</w:t>
       </w:r>
     </w:p>
     <w:p>
@@ -194,7 +194,7 @@
         <w:pStyle w:val="Heading2"/>
       </w:pPr>
       <w:r>
-        <w:t>Unterernährung bei Kindern in Vietnams armen Bezirken: ethnische und biologische Unterschiede</w:t>
+        <w:t>Depression nach Herzkatheter: Geschlechtsunterschiede in Symptomen, Mechanismen und Behandlung</w:t>
       </w:r>
     </w:p>
     <w:p>
@@ -204,12 +204,12 @@
           <w:color w:val="666666"/>
           <w:sz w:val="18"/>
         </w:rPr>
-        <w:t>Nguyen TS et al.  ·  Matern Child Nutr  ·  Okt. 2026  ·  PMID 42905975</w:t>
+        <w:t>Wang J et al.  ·  Front Public Health  ·  07.10.2026  ·  PMID 42909337</w:t>
       </w:r>
     </w:p>
     <w:p>
       <w:r>
-        <w:t>Querschnittsstudie mit 7.747 Kindern (0–71 Monate) und ihren Müttern aus zehn armen Bezirken Vietnams zu Prävalenz und Determinanten von Unterernährung.</w:t>
+        <w:t>Narrative Übersicht zu Geschlechtsunterschieden in depressiven Symptomen nach perkutaner Koronarintervention (PCI), mit Analyse biologischer und psychosozialer Mechanismen sowie Empfehlungen für geschlechtergerechte Screening- und Rehabilitationspfade.</w:t>
       </w:r>
     </w:p>
     <w:p>
@@ -220,7 +220,7 @@
         <w:t xml:space="preserve">Ergebnis: </w:t>
       </w:r>
       <w:r>
-        <w:t>Stunting-Prävalenz 40,1%, Untergewicht 21,4%, Auszehrung 5,7%, Übergewicht 3,0%. Hmong-Kinder zeigten aOR=2,74 für Stunting, Ra-Glai-Kinder aOR=2,11 (vs. Kinh). Ra-Glai-Kinder zusätzlich erhöht für Auszehrung (aOR=3,27) und kombiniertes Stunting-Wasting (aOR=8,47). Männliches Geschlecht, niedriges Geburtsgewicht (&lt;2.500 g) und weniger als vier pränatale Besuche unabhängig assoziiert mit Stunting/Untergewicht; Geburtsgewicht ≥3.000 g protektiv.</w:t>
+        <w:t>Frauen berichten nach PCI höhere frühe Symptomscores, mehr Angstkomorbidität und geringeren Zugang zu leitliniengerechter Versorgung; Männer zeigen seltener affektive Symptome, präsentieren sich stattdessen durch Verhaltensdesinvestment, Rauchen oder verzögertes Hilfesuchenaufsuchen. Die Autoren betonen: Diese Muster sind keine fixen Geschlechtstraits, sondern Ergebnis von Wechselwirkungen zwischen biologischem Geschlecht, sozialen Geschlechtsnormen, Komorbiditäten, Alter, sozioökonomischer Position und Versorgungszugang.</w:t>
       </w:r>
     </w:p>
     <w:p>
@@ -235,7 +235,7 @@
         <w:rPr>
           <w:sz w:val="19"/>
         </w:rPr>
-        <w:t>Vietnam; zeigt biologische (Geschlecht, Geburtsgewicht) und strukturelle (Ethnizität, Zugang zu pränataler Versorgung) Faktoren</w:t>
+        <w:t>Vergleichbare Gesundheitssysteme (Schweiz, Österreich); geschlechtsspezifische Datenerfassung in Kardiologie wächst, aber Geschlechternorm in Depressionserkennung bleibt Barriere.</w:t>
       </w:r>
     </w:p>
     <w:p>
@@ -244,7 +244,7 @@
           <w:color w:val="5A7D3A"/>
           <w:sz w:val="18"/>
         </w:rPr>
-        <w:t>https://pubmed.ncbi.nlm.nih.gov/42905975/</w:t>
+        <w:t>https://pubmed.ncbi.nlm.nih.gov/42909337/</w:t>
       </w:r>
     </w:p>
     <w:p>
@@ -252,7 +252,7 @@
         <w:pStyle w:val="Heading2"/>
       </w:pPr>
       <w:r>
-        <w:t>PrEP-Aufklärung für trans Frauen: Instagram-Kampagne mit Influencern</w:t>
+        <w:t>Familie und Coming-out: neues Messinstrument für hispanische LGBQ+-Jugendliche</w:t>
       </w:r>
     </w:p>
     <w:p>
@@ -262,12 +262,12 @@
           <w:color w:val="666666"/>
           <w:sz w:val="18"/>
         </w:rPr>
-        <w:t>Zamudio-Haas S et al.  ·  Behav Med  ·  21.10.2026  ·  PMID 42904428</w:t>
+        <w:t>Lozano A et al.  ·  Front Public Health  ·  07.10.2026  ·  PMID 42908743</w:t>
       </w:r>
     </w:p>
     <w:p>
       <w:r>
-        <w:t>Qualitative Studie mit Community Advisory Board zur Entwicklung einer Instagram-Kampagne durch trans Influencerinnen (n=8) zur Erhöhung von PrEP-Bewusstsein, Wissen und Inanspruchnahme bei trans Frauen in den USA.</w:t>
+        <w:t>Iterativ entwickeltes, partizipatives Messinstrument (mit Fokusgruppen, Expert*innen-Delphi, kognitiven Interviews) zu familiärer Funktionalität und Unterstützung bei hispanischen lesbischen, schwulen und bisexuellen Jugendlichen.</w:t>
       </w:r>
     </w:p>
     <w:p>
@@ -278,7 +278,7 @@
         <w:t xml:space="preserve">Ergebnis: </w:t>
       </w:r>
       <w:r>
-        <w:t>Community-Beratung identifizierte drei zentrale Themen für Kampagnendesign: 1) Plattformfunktionalität maximieren, 2) Repräsentation und Resonanz erhöhen, 3) Vertrauen und Glaubwürdigkeit fördern. Mit CAB wurden Influencerinnen ausgewählt, 10-Stunden-Workshop für PrEP-Schulung durchgeführt. Intervention konzipiert, um Zugang zu PrEP-Information durch vertraute Quellen, Dialog im digitalen Raum und Verlinkung zu geschlechtsangleichungs-affirmen HIV-Diensten zu schaffen. Förderung unterbrochen vor Implementierung.</w:t>
+        <w:t>Fokusgruppen identifizierten fünf Domänen: (1) Kommunikation über sexuelle Orientierung/Identität, (2) emotionale Sicherheit und selektive Offenbarung, (3) elterliche Fehlabstimmung und invalidierende Kommunikation, (4) kulturelle Erwartungen und Identitätsausdruck, (5) elterliche Präsenz und Monitoring. Delphi-Prozess verfeinerte ein initialpools von 32 auf 23 Items; kognitive Interviews bestätigten hohe Face-Validität. Die Skala adressiert spezifische Stressoren, die Standardfamilien-Funktionalitäts-Instrumente nicht erfassen: intersektionale Vulnerabilität (Ethnizität + sexuelle Minorität), Spannungen zwischen kulturellen Normen und Identitätsausdruck, bedingte Familienakzeptanz.</w:t>
       </w:r>
     </w:p>
     <w:p>
@@ -293,7 +293,7 @@
         <w:rPr>
           <w:sz w:val="19"/>
         </w:rPr>
-        <w:t>USA; transgendered Frauen als vulnerable Gruppe; Transferpotenzial für Deutschland gering (Zugangsstrukturen unterschiedlich)</w:t>
+        <w:t>USA mit Hispanics; Struktur der Familienunterstützung bei LGBQ+-Jugendlichen in Deutschland kaum untersucht, instrumentelles Design aber übertragbar für deutschsprachige Adaptation.</w:t>
       </w:r>
     </w:p>
     <w:p>
@@ -302,7 +302,7 @@
           <w:color w:val="5A7D3A"/>
           <w:sz w:val="18"/>
         </w:rPr>
-        <w:t>https://pubmed.ncbi.nlm.nih.gov/42904428/</w:t>
+        <w:t>https://pubmed.ncbi.nlm.nih.gov/42908743/</w:t>
       </w:r>
     </w:p>
     <w:p>
@@ -310,7 +310,7 @@
         <w:pStyle w:val="Heading2"/>
       </w:pPr>
       <w:r>
-        <w:t>Geschlechtstransformative Massnahmen als Strategie zur Stärkung von Gesundheitssystemen</w:t>
+        <w:t>Geschlechtsrollenstress und Diabetesselbstmanagement: unterschiedliche Wege bei Frauen und Männern</w:t>
       </w:r>
     </w:p>
     <w:p>
@@ -320,12 +320,12 @@
           <w:color w:val="666666"/>
           <w:sz w:val="18"/>
         </w:rPr>
-        <w:t>Vandi M et al.  ·  Int J Equity Health  ·  20.10.2026  ·  PMID 42902250</w:t>
+        <w:t>Çakmak B et al.  ·  Prim Health Care Res Dev  ·  22.10.2026  ·  PMID 42908176</w:t>
       </w:r>
     </w:p>
     <w:p>
       <w:r>
-        <w:t>Standpunktarbeit mit dreistufigem Rahmen (Kapazität, institutionelle Strukturen, kontextuelle Barrieren) zur Integration von Geschlechts-Chancengleichheit in Gesundheitssystemen.</w:t>
+        <w:t>Querschnittstudie an 500 Diabetespatienten (250 Frauen, 250 Männer) zur Assoziation von Geschlechtsrollenstress, Risikokognition und Selbstmanagement-Selbstwirksamkeit.</w:t>
       </w:r>
     </w:p>
     <w:p>
@@ -336,7 +336,7 @@
         <w:t xml:space="preserve">Ergebnis: </w:t>
       </w:r>
       <w:r>
-        <w:t>Vier praktische Handlungsfelder benannt: 1) geschlechtssensible Schulung und Mentoring, 2) gerechte Governance und Arbeitsreformen, 3) Gemeindeengagement und Normenveränderung, 4) gestärkte digitale Geschlechterdatensysteme. Argumentiert, dass isolierte Interventionen ohne Umverteilung von Macht und Ressourcen nicht haltbar sind. Gibt konzeptionelle Rahmen, keine empirischen Effektgrößen.</w:t>
+        <w:t>Bei beiden Geschlechtern nahm mit steigendem Geschlechtsrollenstress die Selbstmanagement-Selbstwirksamkeit ab und die Risikoperception zu (p &lt; 0,001). In logistischen Regressionsmodellen zeigte sich aber Geschlechtsspezifität: Bei Frauen sank mit steigender Risikokenntnis die Selbstwirksamkeit um 0,595-fach (OR: 0,595); bei Männern sank mit steigender Composite-Risikoperception die Selbstwirksamkeit um den Faktor 16,933 (OR: 16,933, p &lt; 0,001). Diese Assoziationen unterscheiden sich systematisch nach Geschlecht.</w:t>
       </w:r>
     </w:p>
     <w:p>
@@ -351,7 +351,7 @@
         <w:rPr>
           <w:sz w:val="19"/>
         </w:rPr>
-        <w:t>Sierra Leone, global; Rahmenwerk, keine Wirksamkeitsdaten; Transferpotenzial liegt in Leitlinienentwicklung</w:t>
+        <w:t>Türkei, ähnliche Gesundheitssozialisierung; Geschlechtsrollenstress als Versorgungsbefund in DACH-Ländern untererforscht, könnte in Schulung von Diabetesfachkräften Relevanz haben.</w:t>
       </w:r>
     </w:p>
     <w:p>
@@ -360,7 +360,7 @@
           <w:color w:val="5A7D3A"/>
           <w:sz w:val="18"/>
         </w:rPr>
-        <w:t>https://pubmed.ncbi.nlm.nih.gov/42902250/</w:t>
+        <w:t>https://pubmed.ncbi.nlm.nih.gov/42908176/</w:t>
       </w:r>
     </w:p>
     <w:p>
@@ -368,7 +368,7 @@
         <w:pStyle w:val="Heading2"/>
       </w:pPr>
       <w:r>
-        <w:t>Magenkrebs weltweit: Geschlechter- und Entwicklungsunterschiede 1990–2036</w:t>
+        <w:t>LGBTQ+-Studierende: Diskriminierung im Campus und Versorgung erhöht Suizidgedanken um das 3- bis 4-Fache</w:t>
       </w:r>
     </w:p>
     <w:p>
@@ -378,12 +378,12 @@
           <w:color w:val="666666"/>
           <w:sz w:val="18"/>
         </w:rPr>
-        <w:t>Bi X et al.  ·  Medicine (Baltimore)  ·  09.10.2026  ·  PMID 42854019</w:t>
+        <w:t>Lipson SK et al.  ·  Behav Med  ·  21.10.2026  ·  PMID 42904421</w:t>
       </w:r>
     </w:p>
     <w:p>
       <w:r>
-        <w:t>Analyse der Global Burden of Disease Study 2021 mit Joinpoint-Regression zu Magenkrebs-Inzidenz, Mortalität und Behinderungsgewicht in 204 Ländern von 1990–2021 sowie Prognosen bis 2036.</w:t>
+        <w:t>Sekundäranalyse der Healthy Minds Study 2024–2025 an 17.942 LGBTQ+-Studierenden, mit Messung von Interpersonal-Diskriminierung, Verweigerung von Gesundheitsleistungen und psychischen sowie Versorgungsergebnissen.</w:t>
       </w:r>
     </w:p>
     <w:p>
@@ -394,7 +394,7 @@
         <w:t xml:space="preserve">Ergebnis: </w:t>
       </w:r>
       <w:r>
-        <w:t>Fallzahlen stiegen von 1990 zu 2021, altersstandardisierte Raten (Inzidenz, Mortalität, Disability) sanken. Männer durchgehend höhere Krankheitslast als Frauen in allen Altersgruppen. Kluft zwischen High-SDI- und Low-SDI-Ländern schrumpfend; unterentwickelte Länder tragen relativ schwerere Last. Bayesian-Modell prognostiziert weiteren globalen Rückgang bis 2036.</w:t>
+        <w:t>Interpersonal-Diskriminierung auf dem Campus war assoziiert mit höheren Chancen für Depression (aOR &gt; 1,5), Angst (aOR &gt; 1,5) und Suizidgedanken (aOR &gt; 2,0, p &lt; 0,001). Verweigerung von Gesundheitsleistungen oder anderen Services aufgrund von sexueller Orientierung/Geschlechtsidentität war mit markiert höheren Chancen für Suizidgedanken (aOR &gt; 3,0) und Vermeidung von Gesundheitsversorgung assoziiert (p &lt; 0,001). Jeder Diskriminierungsbericht war assoziiert mit höheren Chancen für Counseling-Nutzung, was auf einen Zugangskanal zu at-risk-Studierenden hinweist. Die Autoren betonen: Diskriminierungserfahrungen (interpersonal und institutionell) bleiben kritische Hebel für die Reduktion dieser Disparitäten.</w:t>
       </w:r>
     </w:p>
     <w:p>
@@ -409,7 +409,7 @@
         <w:rPr>
           <w:sz w:val="19"/>
         </w:rPr>
-        <w:t>Global; zeigt robuste Geschlechtsdisparität als biologisches oder Verhaltensphänomen; Deutschland im High-SDI-Segment</w:t>
+        <w:t>USA-Hochschulen mit Besonderheiten (Title IX, unterschiedliche Strafverfolgung); Pattern der institutionellen Barriere (Verweigerung von Leistungen) ist für deutschsprachige Hochschulen nicht dokumentiert, aber Versorgungsmeidung durch Stigma ist relevant.</w:t>
       </w:r>
     </w:p>
     <w:p>
@@ -418,7 +418,65 @@
           <w:color w:val="5A7D3A"/>
           <w:sz w:val="18"/>
         </w:rPr>
-        <w:t>https://pubmed.ncbi.nlm.nih.gov/42854019/</w:t>
+        <w:t>https://pubmed.ncbi.nlm.nih.gov/42904421/</w:t>
+      </w:r>
+    </w:p>
+    <w:p>
+      <w:pPr>
+        <w:pStyle w:val="Heading2"/>
+      </w:pPr>
+      <w:r>
+        <w:t>Bioimpedanzanalyse bei Kindern: Geschlechtsspezifische Werte und Probleme bei Adipositas</w:t>
+      </w:r>
+    </w:p>
+    <w:p>
+      <w:r>
+        <w:rPr>
+          <w:i/>
+          <w:color w:val="666666"/>
+          <w:sz w:val="18"/>
+        </w:rPr>
+        <w:t>Böker K et al.  ·  Eur J Clin Nutr  ·  01.08.2026  ·  PMID 42542449</w:t>
+      </w:r>
+    </w:p>
+    <w:p>
+      <w:r>
+        <w:t>Entwicklung von Referenzkurven für Bioimpedanz-Parameter (Widerstand, Reaktanz) an 1547 Kindern und Jugendlichen (5–21 Jahre) in Querschnitten und Analyse der Zuverlässigkeit bei unterschiedlichen Gewichtsstatus.</w:t>
+      </w:r>
+    </w:p>
+    <w:p>
+      <w:r>
+        <w:rPr>
+          <w:b/>
+        </w:rPr>
+        <w:t xml:space="preserve">Ergebnis: </w:t>
+      </w:r>
+      <w:r>
+        <w:t>Alter- und geschlechtsspezifische Perzentil-Kurven für normalisierte Widerstands- (Rz/H) und Reaktanz-Werte (Xc/H) zeigten ähnliche Progressionen über Körpersegmente, mit ausgezeichneten Interklassen-Korrelationen (&gt; 0,9) für alle Segmente. Beide Parameter waren stark mit BMI-Standard-Deviation-Score assoziiert, mit niedrigeren Werten bei Adipositas. Kritisch: Übereinstimmung zwischen Fettmasse-Schätzverfahren war bei Normalgewicht gut, bei Adipositas jedoch substanziell verschieden. Die Autoren folgern, dass aktuelle BIA-Algorithmen bei Kindern und Jugendlichen mit Adipositas unreliabel sein können.</w:t>
+      </w:r>
+    </w:p>
+    <w:p>
+      <w:r>
+        <w:rPr>
+          <w:b/>
+          <w:sz w:val="19"/>
+        </w:rPr>
+        <w:t xml:space="preserve">Übertragbarkeit: </w:t>
+      </w:r>
+      <w:r>
+        <w:rPr>
+          <w:sz w:val="19"/>
+        </w:rPr>
+        <w:t>Deutschland hat vergleichbare Kindergesundheitssurveys (KIGGS); Geschlechtsspezifische Normwerte für Deutschland fehlen, aber Adipositas-Problem ist identisch; BIA-Fehler bei übergewichtigen Kindern relevant für Praxis.</w:t>
+      </w:r>
+    </w:p>
+    <w:p>
+      <w:r>
+        <w:rPr>
+          <w:color w:val="5A7D3A"/>
+          <w:sz w:val="18"/>
+        </w:rPr>
+        <w:t>https://pubmed.ncbi.nlm.nih.gov/42542449/</w:t>
       </w:r>
     </w:p>
     <w:sectPr>
